--- a/fra/docx/23.content.docx
+++ b/fra/docx/23.content.docx
@@ -19,7 +19,7 @@
         <w:rPr>
           <w:lang w:val="fr_FR" w:bidi="fr_FR"/>
         </w:rPr>
-        <w:t>Resource: Notes d'étude - Introductions aux livres (Tyndale)</w:t>
+        <w:t>Resource: Tyndale Open Study Notes</w:t>
       </w:r>
       <w:r>
         <w:rPr>
@@ -112,7 +112,7 @@
         <w:rPr>
           <w:lang w:val="fr_FR" w:bidi="fr_FR"/>
         </w:rPr>
-        <w:t>Notes d'étude - Introductions aux livres (Tyndale)</w:t>
+        <w:t>Tyndale Open Study Notes</w:t>
       </w:r>
     </w:p>
     <w:p>

--- a/fra/docx/23.content.docx
+++ b/fra/docx/23.content.docx
@@ -19,7 +19,7 @@
         <w:rPr>
           <w:lang w:val="fr_FR" w:bidi="fr_FR"/>
         </w:rPr>
-        <w:t>Resource: Tyndale Open Study Notes</w:t>
+        <w:t>Resource: Aquifer Open Study Notes (Book Intros)</w:t>
       </w:r>
       <w:r>
         <w:rPr>
@@ -112,7 +112,7 @@
         <w:rPr>
           <w:lang w:val="fr_FR" w:bidi="fr_FR"/>
         </w:rPr>
-        <w:t>Tyndale Open Study Notes</w:t>
+        <w:t>Aquifer Open Study Notes (Book Intros)</w:t>
       </w:r>
     </w:p>
     <w:p>

--- a/fra/docx/23.content.docx
+++ b/fra/docx/23.content.docx
@@ -285,36 +285,24 @@
         </w:rPr>
         <w:t>Pendant la vie du roi Ozias, Juda peut se permettre de ne pas prêter attention à la crise. Dans l'ensemble, c'est un roi bon et efficace, qui dispose d'une armée forte (</w:t>
       </w:r>
-      <w:hyperlink r:id="rId13">
-        <w:r>
-          <w:rPr>
-            <w:lang w:val="fr_FR" w:bidi="fr_FR"/>
-          </w:rPr>
-          <w:rPr>
-            <w:color w:val="0000EE"/>
-            <w:u w:val="single"/>
-          </w:rPr>
-          <w:t>2Ch 26.11–15</w:t>
-        </w:r>
-      </w:hyperlink>
+      <w:r>
+        <w:rPr>
+          <w:lang w:val="fr_FR" w:bidi="fr_FR"/>
+        </w:rPr>
+        <w:t>2Ch 26.11–15</w:t>
+      </w:r>
       <w:r>
         <w:rPr>
           <w:lang w:val="fr_FR" w:bidi="fr_FR"/>
         </w:rPr>
         <w:t>). Son peuple espère qu'il pourra d'une façon ou d'une autre sauver la nation des Assyriens. Cependant, lorsqu'il meurt, des dirigeants impies lui succèdent. Pendant cette crise de direction à la tête du pays, Dieu donne à Ésaïe la vision qui l'amène à débuter son ministère et le guide pendant les quarante années suivantes (</w:t>
       </w:r>
-      <w:hyperlink r:id="rId14">
-        <w:r>
-          <w:rPr>
-            <w:lang w:val="fr_FR" w:bidi="fr_FR"/>
-          </w:rPr>
-          <w:rPr>
-            <w:color w:val="0000EE"/>
-            <w:u w:val="single"/>
-          </w:rPr>
-          <w:t>Es 6</w:t>
-        </w:r>
-      </w:hyperlink>
+      <w:r>
+        <w:rPr>
+          <w:lang w:val="fr_FR" w:bidi="fr_FR"/>
+        </w:rPr>
+        <w:t>Es 6</w:t>
+      </w:r>
       <w:r>
         <w:rPr>
           <w:lang w:val="fr_FR" w:bidi="fr_FR"/>
@@ -349,54 +337,36 @@
         </w:rPr>
         <w:t>Malheureusement, le message principal d'Ésaïe n'est pas toujours pris en compte. Vers 734 av. J.-C., Israël forme une coalition avec la Syrie pour s'opposer à l'Assyrie. Lorsque le roi Achaz de Juda refuse de se rallier à eux, Israël et la Syrie l'attaquent afin de lui forcer la main. Face à cette crise, Achaz agit en insensé et appelle les Assyriens à la rescousse (</w:t>
       </w:r>
-      <w:hyperlink r:id="rId15">
-        <w:r>
-          <w:rPr>
-            <w:lang w:val="fr_FR" w:bidi="fr_FR"/>
-          </w:rPr>
-          <w:rPr>
-            <w:color w:val="0000EE"/>
-            <w:u w:val="single"/>
-          </w:rPr>
-          <w:t>2Ch 28.16–21</w:t>
-        </w:r>
-      </w:hyperlink>
+      <w:r>
+        <w:rPr>
+          <w:lang w:val="fr_FR" w:bidi="fr_FR"/>
+        </w:rPr>
+        <w:t>2Ch 28.16–21</w:t>
+      </w:r>
       <w:r>
         <w:rPr>
           <w:lang w:val="fr_FR" w:bidi="fr_FR"/>
         </w:rPr>
         <w:t>) plutôt que de mettre sa confiance en Dieu (</w:t>
       </w:r>
-      <w:hyperlink r:id="rId16">
-        <w:r>
-          <w:rPr>
-            <w:lang w:val="fr_FR" w:bidi="fr_FR"/>
-          </w:rPr>
-          <w:rPr>
-            <w:color w:val="0000EE"/>
-            <w:u w:val="single"/>
-          </w:rPr>
-          <w:t>Es 7.1–12</w:t>
-        </w:r>
-      </w:hyperlink>
+      <w:r>
+        <w:rPr>
+          <w:lang w:val="fr_FR" w:bidi="fr_FR"/>
+        </w:rPr>
+        <w:t>Es 7.1–12</w:t>
+      </w:r>
       <w:r>
         <w:rPr>
           <w:lang w:val="fr_FR" w:bidi="fr_FR"/>
         </w:rPr>
         <w:t>). Bien que le roi d'Assyrie vainque la Syrie et Israël, il soumet également Juda et lui impose un lourd tribut. Quelques années plus tard (722 av. J.-C.), l'Assyrie bat à nouveau le royaume d'Israël et envoie la plupart des gens du peuple en exil (</w:t>
       </w:r>
-      <w:hyperlink r:id="rId17">
-        <w:r>
-          <w:rPr>
-            <w:lang w:val="fr_FR" w:bidi="fr_FR"/>
-          </w:rPr>
-          <w:rPr>
-            <w:color w:val="0000EE"/>
-            <w:u w:val="single"/>
-          </w:rPr>
-          <w:t>2R 17.5–18</w:t>
-        </w:r>
-      </w:hyperlink>
+      <w:r>
+        <w:rPr>
+          <w:lang w:val="fr_FR" w:bidi="fr_FR"/>
+        </w:rPr>
+        <w:t>2R 17.5–18</w:t>
+      </w:r>
       <w:r>
         <w:rPr>
           <w:lang w:val="fr_FR" w:bidi="fr_FR"/>
@@ -417,18 +387,12 @@
         </w:rPr>
         <w:t>En 701 av. J.-C., pendant le règne d'Ézéchias, l'Assyrie envahit à nouveau Juda. Cette fois, Juda se fie à la fidélité de Dieu, et comme promis, celui-ci sauve la nation de l'armée assyrienne (</w:t>
       </w:r>
-      <w:hyperlink r:id="rId18">
-        <w:r>
-          <w:rPr>
-            <w:lang w:val="fr_FR" w:bidi="fr_FR"/>
-          </w:rPr>
-          <w:rPr>
-            <w:color w:val="0000EE"/>
-            <w:u w:val="single"/>
-          </w:rPr>
-          <w:t>37.21–36</w:t>
-        </w:r>
-      </w:hyperlink>
+      <w:r>
+        <w:rPr>
+          <w:lang w:val="fr_FR" w:bidi="fr_FR"/>
+        </w:rPr>
+        <w:t>37.21–36</w:t>
+      </w:r>
       <w:r>
         <w:rPr>
           <w:lang w:val="fr_FR" w:bidi="fr_FR"/>
@@ -463,18 +427,12 @@
         </w:rPr>
         <w:t xml:space="preserve">À son retour d'exil (538 av. J.-C. ; voir </w:t>
       </w:r>
-      <w:hyperlink r:id="rId19">
-        <w:r>
-          <w:rPr>
-            <w:lang w:val="fr_FR" w:bidi="fr_FR"/>
-          </w:rPr>
-          <w:rPr>
-            <w:color w:val="0000EE"/>
-            <w:u w:val="single"/>
-          </w:rPr>
-          <w:t>Esd 1.1–4</w:t>
-        </w:r>
-      </w:hyperlink>
+      <w:r>
+        <w:rPr>
+          <w:lang w:val="fr_FR" w:bidi="fr_FR"/>
+        </w:rPr>
+        <w:t>Esd 1.1–4</w:t>
+      </w:r>
       <w:r>
         <w:rPr>
           <w:lang w:val="fr_FR" w:bidi="fr_FR"/>
@@ -500,126 +458,84 @@
           <w:lang w:val="fr_FR" w:bidi="fr_FR"/>
         </w:rPr>
       </w:r>
-      <w:hyperlink r:id="rId20">
-        <w:r>
-          <w:rPr>
-            <w:lang w:val="fr_FR" w:bidi="fr_FR"/>
-          </w:rPr>
-          <w:rPr>
-            <w:color w:val="0000EE"/>
-            <w:u w:val="single"/>
-          </w:rPr>
-          <w:t>Ésaïe 1–39</w:t>
-        </w:r>
-      </w:hyperlink>
+      <w:r>
+        <w:rPr>
+          <w:lang w:val="fr_FR" w:bidi="fr_FR"/>
+        </w:rPr>
+        <w:t>Ésaïe 1–39</w:t>
+      </w:r>
       <w:r>
         <w:rPr>
           <w:lang w:val="fr_FR" w:bidi="fr_FR"/>
         </w:rPr>
         <w:t xml:space="preserve"> couvre la période allant de la mort d'Ozias (740 av. J.-C.) à 701 av. J.-C. L'introduction (</w:t>
       </w:r>
-      <w:hyperlink r:id="rId21">
-        <w:r>
-          <w:rPr>
-            <w:lang w:val="fr_FR" w:bidi="fr_FR"/>
-          </w:rPr>
-          <w:rPr>
-            <w:color w:val="0000EE"/>
-            <w:u w:val="single"/>
-          </w:rPr>
-          <w:t>chap. 1–5</w:t>
-        </w:r>
-      </w:hyperlink>
+      <w:r>
+        <w:rPr>
+          <w:lang w:val="fr_FR" w:bidi="fr_FR"/>
+        </w:rPr>
+        <w:t>chap. 1–5</w:t>
+      </w:r>
       <w:r>
         <w:rPr>
           <w:lang w:val="fr_FR" w:bidi="fr_FR"/>
         </w:rPr>
         <w:t xml:space="preserve">) oppose l'état de péché et d'injustice actuel de Juda à l'existence bénie en présence de Dieu à laquelle le peuple avait été appelé à l'origine. Cette comparaison soulève une question : comment la corruption actuelle peut-elle être transformée en gloire, en pureté et en succès ? Le prophète répond au </w:t>
       </w:r>
-      <w:hyperlink r:id="rId14">
-        <w:r>
-          <w:rPr>
-            <w:lang w:val="fr_FR" w:bidi="fr_FR"/>
-          </w:rPr>
-          <w:rPr>
-            <w:color w:val="0000EE"/>
-            <w:u w:val="single"/>
-          </w:rPr>
-          <w:t>chapitre 6</w:t>
-        </w:r>
-      </w:hyperlink>
+      <w:r>
+        <w:rPr>
+          <w:lang w:val="fr_FR" w:bidi="fr_FR"/>
+        </w:rPr>
+        <w:t>chapitre 6</w:t>
+      </w:r>
       <w:r>
         <w:rPr>
           <w:lang w:val="fr_FR" w:bidi="fr_FR"/>
         </w:rPr>
         <w:t xml:space="preserve">, alors qu'il relate son propre renouveau et son appel, comme exemple de la façon dont un changement pourrait se produire à l'échelle nationale. Cependant, si le peuple de Juda veut faire l'expérience d'un tel renouveau, il doit se détourner de ses voies pécheresses et apprendre à se fier à Dieu. Tout au long des </w:t>
       </w:r>
-      <w:hyperlink r:id="rId22">
-        <w:r>
-          <w:rPr>
-            <w:lang w:val="fr_FR" w:bidi="fr_FR"/>
-          </w:rPr>
-          <w:rPr>
-            <w:color w:val="0000EE"/>
-            <w:u w:val="single"/>
-          </w:rPr>
-          <w:t>chapitres 13–35</w:t>
-        </w:r>
-      </w:hyperlink>
+      <w:r>
+        <w:rPr>
+          <w:lang w:val="fr_FR" w:bidi="fr_FR"/>
+        </w:rPr>
+        <w:t>chapitres 13–35</w:t>
+      </w:r>
       <w:r>
         <w:rPr>
           <w:lang w:val="fr_FR" w:bidi="fr_FR"/>
         </w:rPr>
         <w:t xml:space="preserve">, le prophète utilise des formes littéraires et des exemples tirés de situations de vie variées pour confirmer que Dieu est le seul qui soit vraiment digne de foi ; s'appuyer sur n'importe laquelle des nations environnantes à sa place représente une folie extrême. Ésaïe associe ce message à deux récits historiques d'expériences avec l'Assyrie : l'expérience du roi Achaz dans les </w:t>
       </w:r>
-      <w:hyperlink r:id="rId23">
-        <w:r>
-          <w:rPr>
-            <w:lang w:val="fr_FR" w:bidi="fr_FR"/>
-          </w:rPr>
-          <w:rPr>
-            <w:color w:val="0000EE"/>
-            <w:u w:val="single"/>
-          </w:rPr>
-          <w:t>chapitres 7–12</w:t>
-        </w:r>
-      </w:hyperlink>
+      <w:r>
+        <w:rPr>
+          <w:lang w:val="fr_FR" w:bidi="fr_FR"/>
+        </w:rPr>
+        <w:t>chapitres 7–12</w:t>
+      </w:r>
       <w:r>
         <w:rPr>
           <w:lang w:val="fr_FR" w:bidi="fr_FR"/>
         </w:rPr>
         <w:t xml:space="preserve">, et celle du roi Ézéchias dans les </w:t>
       </w:r>
-      <w:hyperlink r:id="rId24">
-        <w:r>
-          <w:rPr>
-            <w:lang w:val="fr_FR" w:bidi="fr_FR"/>
-          </w:rPr>
-          <w:rPr>
-            <w:color w:val="0000EE"/>
-            <w:u w:val="single"/>
-          </w:rPr>
-          <w:t>chapitres 36–39</w:t>
-        </w:r>
-      </w:hyperlink>
+      <w:r>
+        <w:rPr>
+          <w:lang w:val="fr_FR" w:bidi="fr_FR"/>
+        </w:rPr>
+        <w:t>chapitres 36–39</w:t>
+      </w:r>
       <w:r>
         <w:rPr>
           <w:lang w:val="fr_FR" w:bidi="fr_FR"/>
         </w:rPr>
         <w:t>. Lorsque premier ne se fie pas à Dieu, un désastre s'ensuit. En revanche, c'est le cas de son fils Ézéchias, et une grande délivrance se produit. Cependant, lui aussi connait des moments de faiblesse (</w:t>
       </w:r>
-      <w:hyperlink r:id="rId25">
-        <w:r>
-          <w:rPr>
-            <w:lang w:val="fr_FR" w:bidi="fr_FR"/>
-          </w:rPr>
-          <w:rPr>
-            <w:color w:val="0000EE"/>
-            <w:u w:val="single"/>
-          </w:rPr>
-          <w:t>chap. 39</w:t>
-        </w:r>
-      </w:hyperlink>
+      <w:r>
+        <w:rPr>
+          <w:lang w:val="fr_FR" w:bidi="fr_FR"/>
+        </w:rPr>
+        <w:t>chap. 39</w:t>
+      </w:r>
       <w:r>
         <w:rPr>
           <w:lang w:val="fr_FR" w:bidi="fr_FR"/>
@@ -634,54 +550,36 @@
           <w:lang w:val="fr_FR" w:bidi="fr_FR"/>
         </w:rPr>
       </w:r>
-      <w:hyperlink r:id="rId26">
-        <w:r>
-          <w:rPr>
-            <w:lang w:val="fr_FR" w:bidi="fr_FR"/>
-          </w:rPr>
-          <w:rPr>
-            <w:color w:val="0000EE"/>
-            <w:u w:val="single"/>
-          </w:rPr>
-          <w:t>Ésaïe 40–55</w:t>
-        </w:r>
-      </w:hyperlink>
+      <w:r>
+        <w:rPr>
+          <w:lang w:val="fr_FR" w:bidi="fr_FR"/>
+        </w:rPr>
+        <w:t>Ésaïe 40–55</w:t>
+      </w:r>
       <w:r>
         <w:rPr>
           <w:lang w:val="fr_FR" w:bidi="fr_FR"/>
         </w:rPr>
         <w:t xml:space="preserve"> aborde les questions qui se poseraient durant l'exil de Juda à Babylone en 586 av. J.-C. L'exil signifie-t-il la défaite de Dieu, soit par les Babyloniens, soit par le péché de Juda ? Le dessein de Dieu pour Juda a-t-il été frustré, et Dieu est-il impuissant à y faire quoi que ce soit ? Dans les </w:t>
       </w:r>
-      <w:hyperlink r:id="rId27">
-        <w:r>
-          <w:rPr>
-            <w:lang w:val="fr_FR" w:bidi="fr_FR"/>
-          </w:rPr>
-          <w:rPr>
-            <w:color w:val="0000EE"/>
-            <w:u w:val="single"/>
-          </w:rPr>
-          <w:t>chapitres 40–48</w:t>
-        </w:r>
-      </w:hyperlink>
+      <w:r>
+        <w:rPr>
+          <w:lang w:val="fr_FR" w:bidi="fr_FR"/>
+        </w:rPr>
+        <w:t>chapitres 40–48</w:t>
+      </w:r>
       <w:r>
         <w:rPr>
           <w:lang w:val="fr_FR" w:bidi="fr_FR"/>
         </w:rPr>
         <w:t xml:space="preserve">, Ésaïe montre que Dieu est infiniment supérieur à n'importe quel dieu idole. Son peuple en sera la preuve lorsque Dieu le sauvera des mains finalement impuissantes de Babylone. Dans les </w:t>
       </w:r>
-      <w:hyperlink r:id="rId28">
-        <w:r>
-          <w:rPr>
-            <w:lang w:val="fr_FR" w:bidi="fr_FR"/>
-          </w:rPr>
-          <w:rPr>
-            <w:color w:val="0000EE"/>
-            <w:u w:val="single"/>
-          </w:rPr>
-          <w:t>chapitres 49–55</w:t>
-        </w:r>
-      </w:hyperlink>
+      <w:r>
+        <w:rPr>
+          <w:lang w:val="fr_FR" w:bidi="fr_FR"/>
+        </w:rPr>
+        <w:t>chapitres 49–55</w:t>
+      </w:r>
       <w:r>
         <w:rPr>
           <w:lang w:val="fr_FR" w:bidi="fr_FR"/>
@@ -696,18 +594,12 @@
           <w:lang w:val="fr_FR" w:bidi="fr_FR"/>
         </w:rPr>
       </w:r>
-      <w:hyperlink r:id="rId29">
-        <w:r>
-          <w:rPr>
-            <w:lang w:val="fr_FR" w:bidi="fr_FR"/>
-          </w:rPr>
-          <w:rPr>
-            <w:color w:val="0000EE"/>
-            <w:u w:val="single"/>
-          </w:rPr>
-          <w:t>Ésaïe 56–66</w:t>
-        </w:r>
-      </w:hyperlink>
+      <w:r>
+        <w:rPr>
+          <w:lang w:val="fr_FR" w:bidi="fr_FR"/>
+        </w:rPr>
+        <w:t>Ésaïe 56–66</w:t>
+      </w:r>
       <w:r>
         <w:rPr>
           <w:lang w:val="fr_FR" w:bidi="fr_FR"/>
@@ -739,90 +631,60 @@
         </w:rPr>
         <w:t xml:space="preserve">Le livre d'Ésaïe répond à trois situations historiques différentes, deux d'entre elles allant au-delà de la vie du prophète. De nombreux érudits soutiennent donc que le prophète Ésaïe n'aurait pas pu écrire le livre en entier ; cette opinion prévaut depuis le milieu des années 1800. Cependant, si l'inspiration de Dieu est réelle, la prophétie prédictive est une possibilité réelle elle aussi. Le fait que des parties du livre abordent ce qui se passera dans le futur par rapport à Ésaïe ne pose aucun problème. En outre, le livre affiche une unité littéraire remarquable. Lorsque Jésus et les auteurs du Nouveau Testament citent le livre d'Ésaïe, ils affirment systématiquement qu'ils font référence aux paroles du prophète du même nom (voir p. ex. </w:t>
       </w:r>
-      <w:hyperlink r:id="rId30">
-        <w:r>
-          <w:rPr>
-            <w:lang w:val="fr_FR" w:bidi="fr_FR"/>
-          </w:rPr>
-          <w:rPr>
-            <w:color w:val="0000EE"/>
-            <w:u w:val="single"/>
-          </w:rPr>
-          <w:t>Mt 8.17</w:t>
-        </w:r>
-      </w:hyperlink>
+      <w:r>
+        <w:rPr>
+          <w:lang w:val="fr_FR" w:bidi="fr_FR"/>
+        </w:rPr>
+        <w:t>Mt 8.17</w:t>
+      </w:r>
       <w:r>
         <w:rPr>
           <w:lang w:val="fr_FR" w:bidi="fr_FR"/>
         </w:rPr>
         <w:t xml:space="preserve"> ; </w:t>
       </w:r>
-      <w:hyperlink r:id="rId31">
-        <w:r>
-          <w:rPr>
-            <w:lang w:val="fr_FR" w:bidi="fr_FR"/>
-          </w:rPr>
-          <w:rPr>
-            <w:color w:val="0000EE"/>
-            <w:u w:val="single"/>
-          </w:rPr>
-          <w:t>12.17–21</w:t>
-        </w:r>
-      </w:hyperlink>
+      <w:r>
+        <w:rPr>
+          <w:lang w:val="fr_FR" w:bidi="fr_FR"/>
+        </w:rPr>
+        <w:t>12.17–21</w:t>
+      </w:r>
       <w:r>
         <w:rPr>
           <w:lang w:val="fr_FR" w:bidi="fr_FR"/>
         </w:rPr>
         <w:t xml:space="preserve"> ; </w:t>
       </w:r>
-      <w:hyperlink r:id="rId32">
-        <w:r>
-          <w:rPr>
-            <w:lang w:val="fr_FR" w:bidi="fr_FR"/>
-          </w:rPr>
-          <w:rPr>
-            <w:color w:val="0000EE"/>
-            <w:u w:val="single"/>
-          </w:rPr>
-          <w:t>Lc 3.4–6</w:t>
-        </w:r>
-      </w:hyperlink>
+      <w:r>
+        <w:rPr>
+          <w:lang w:val="fr_FR" w:bidi="fr_FR"/>
+        </w:rPr>
+        <w:t>Lc 3.4–6</w:t>
+      </w:r>
       <w:r>
         <w:rPr>
           <w:lang w:val="fr_FR" w:bidi="fr_FR"/>
         </w:rPr>
         <w:t xml:space="preserve"> ; </w:t>
       </w:r>
-      <w:hyperlink r:id="rId33">
-        <w:r>
-          <w:rPr>
-            <w:lang w:val="fr_FR" w:bidi="fr_FR"/>
-          </w:rPr>
-          <w:rPr>
-            <w:color w:val="0000EE"/>
-            <w:u w:val="single"/>
-          </w:rPr>
-          <w:t>Ac 8.28–35</w:t>
-        </w:r>
-      </w:hyperlink>
+      <w:r>
+        <w:rPr>
+          <w:lang w:val="fr_FR" w:bidi="fr_FR"/>
+        </w:rPr>
+        <w:t>Ac 8.28–35</w:t>
+      </w:r>
       <w:r>
         <w:rPr>
           <w:lang w:val="fr_FR" w:bidi="fr_FR"/>
         </w:rPr>
         <w:t xml:space="preserve"> ; </w:t>
       </w:r>
-      <w:hyperlink r:id="rId34">
-        <w:r>
-          <w:rPr>
-            <w:lang w:val="fr_FR" w:bidi="fr_FR"/>
-          </w:rPr>
-          <w:rPr>
-            <w:color w:val="0000EE"/>
-            <w:u w:val="single"/>
-          </w:rPr>
-          <w:t>Rm 10.16</w:t>
-        </w:r>
-      </w:hyperlink>
+      <w:r>
+        <w:rPr>
+          <w:lang w:val="fr_FR" w:bidi="fr_FR"/>
+        </w:rPr>
+        <w:t>Rm 10.16</w:t>
+      </w:r>
       <w:r>
         <w:rPr>
           <w:lang w:val="fr_FR" w:bidi="fr_FR"/>
@@ -854,72 +716,48 @@
         </w:rPr>
         <w:t xml:space="preserve">Il est vraisemblable, d'après les références historiques des </w:t>
       </w:r>
-      <w:hyperlink r:id="rId35">
-        <w:r>
-          <w:rPr>
-            <w:lang w:val="fr_FR" w:bidi="fr_FR"/>
-          </w:rPr>
-          <w:rPr>
-            <w:color w:val="0000EE"/>
-            <w:u w:val="single"/>
-          </w:rPr>
-          <w:t>chapitres 6–39</w:t>
-        </w:r>
-      </w:hyperlink>
+      <w:r>
+        <w:rPr>
+          <w:lang w:val="fr_FR" w:bidi="fr_FR"/>
+        </w:rPr>
+        <w:t>chapitres 6–39</w:t>
+      </w:r>
       <w:r>
         <w:rPr>
           <w:lang w:val="fr_FR" w:bidi="fr_FR"/>
         </w:rPr>
         <w:t xml:space="preserve">, que ce contenu ait été consigné à divers moments au cours des trente-huit années entre la mort d'Ozias en 740 av. J.-C. et le retrait de Sanchérib de Jérusalem en 701 av. J.-C. En raison d'un style lyrique affichant plus de simplicité, de méditation et de réflexion dans les </w:t>
       </w:r>
-      <w:hyperlink r:id="rId36">
-        <w:r>
-          <w:rPr>
-            <w:lang w:val="fr_FR" w:bidi="fr_FR"/>
-          </w:rPr>
-          <w:rPr>
-            <w:color w:val="0000EE"/>
-            <w:u w:val="single"/>
-          </w:rPr>
-          <w:t>chapitres 40–66</w:t>
-        </w:r>
-      </w:hyperlink>
+      <w:r>
+        <w:rPr>
+          <w:lang w:val="fr_FR" w:bidi="fr_FR"/>
+        </w:rPr>
+        <w:t>chapitres 40–66</w:t>
+      </w:r>
       <w:r>
         <w:rPr>
           <w:lang w:val="fr_FR" w:bidi="fr_FR"/>
         </w:rPr>
         <w:t xml:space="preserve">, il est probable qu'une période de temps s'écoule entre 701 av. J.-C. et leur rédaction. Nous ne savons pas quand Ésaïe est décédé, mais la tradition date sa mort à la période du seul règne de Manassé (686–642 av. J.-C.). Un intervalle de plus de quinze ans est donc possible entre la rédaction des </w:t>
       </w:r>
-      <w:hyperlink r:id="rId20">
-        <w:r>
-          <w:rPr>
-            <w:lang w:val="fr_FR" w:bidi="fr_FR"/>
-          </w:rPr>
-          <w:rPr>
-            <w:color w:val="0000EE"/>
-            <w:u w:val="single"/>
-          </w:rPr>
-          <w:t>chapitres 1–39</w:t>
-        </w:r>
-      </w:hyperlink>
+      <w:r>
+        <w:rPr>
+          <w:lang w:val="fr_FR" w:bidi="fr_FR"/>
+        </w:rPr>
+        <w:t>chapitres 1–39</w:t>
+      </w:r>
       <w:r>
         <w:rPr>
           <w:lang w:val="fr_FR" w:bidi="fr_FR"/>
         </w:rPr>
         <w:t xml:space="preserve"> et celle des </w:t>
       </w:r>
-      <w:hyperlink r:id="rId36">
-        <w:r>
-          <w:rPr>
-            <w:lang w:val="fr_FR" w:bidi="fr_FR"/>
-          </w:rPr>
-          <w:rPr>
-            <w:color w:val="0000EE"/>
-            <w:u w:val="single"/>
-          </w:rPr>
-          <w:t>chapitres 40–66</w:t>
-        </w:r>
-      </w:hyperlink>
+      <w:r>
+        <w:rPr>
+          <w:lang w:val="fr_FR" w:bidi="fr_FR"/>
+        </w:rPr>
+        <w:t>chapitres 40–66</w:t>
+      </w:r>
       <w:r>
         <w:rPr>
           <w:lang w:val="fr_FR" w:bidi="fr_FR"/>
@@ -969,18 +807,12 @@
         </w:rPr>
         <w:t>des discours de jugement avertissant Israël que Dieu le punira pour ses péchés (</w:t>
       </w:r>
-      <w:hyperlink r:id="rId37">
-        <w:r>
-          <w:rPr>
-            <w:lang w:val="fr_FR" w:bidi="fr_FR"/>
-          </w:rPr>
-          <w:rPr>
-            <w:color w:val="0000EE"/>
-            <w:u w:val="single"/>
-          </w:rPr>
-          <w:t>9.8–21</w:t>
-        </w:r>
-      </w:hyperlink>
+      <w:r>
+        <w:rPr>
+          <w:lang w:val="fr_FR" w:bidi="fr_FR"/>
+        </w:rPr>
+        <w:t>9.8–21</w:t>
+      </w:r>
       <w:r>
         <w:rPr>
           <w:lang w:val="fr_FR" w:bidi="fr_FR"/>
@@ -1005,54 +837,36 @@
         </w:rPr>
         <w:t>des prophéties de malheur déplorant la mort imminente de la nation (</w:t>
       </w:r>
-      <w:hyperlink r:id="rId38">
-        <w:r>
-          <w:rPr>
-            <w:lang w:val="fr_FR" w:bidi="fr_FR"/>
-          </w:rPr>
-          <w:rPr>
-            <w:color w:val="0000EE"/>
-            <w:u w:val="single"/>
-          </w:rPr>
-          <w:t>5.8–30</w:t>
-        </w:r>
-      </w:hyperlink>
+      <w:r>
+        <w:rPr>
+          <w:lang w:val="fr_FR" w:bidi="fr_FR"/>
+        </w:rPr>
+        <w:t>5.8–30</w:t>
+      </w:r>
       <w:r>
         <w:rPr>
           <w:lang w:val="fr_FR" w:bidi="fr_FR"/>
         </w:rPr>
         <w:t xml:space="preserve"> ; </w:t>
       </w:r>
-      <w:hyperlink r:id="rId39">
-        <w:r>
-          <w:rPr>
-            <w:lang w:val="fr_FR" w:bidi="fr_FR"/>
-          </w:rPr>
-          <w:rPr>
-            <w:color w:val="0000EE"/>
-            <w:u w:val="single"/>
-          </w:rPr>
-          <w:t>29.1–12</w:t>
-        </w:r>
-      </w:hyperlink>
+      <w:r>
+        <w:rPr>
+          <w:lang w:val="fr_FR" w:bidi="fr_FR"/>
+        </w:rPr>
+        <w:t>29.1–12</w:t>
+      </w:r>
       <w:r>
         <w:rPr>
           <w:lang w:val="fr_FR" w:bidi="fr_FR"/>
         </w:rPr>
         <w:t xml:space="preserve"> ; </w:t>
       </w:r>
-      <w:hyperlink r:id="rId40">
-        <w:r>
-          <w:rPr>
-            <w:lang w:val="fr_FR" w:bidi="fr_FR"/>
-          </w:rPr>
-          <w:rPr>
-            <w:color w:val="0000EE"/>
-            <w:u w:val="single"/>
-          </w:rPr>
-          <w:t>31.1–9</w:t>
-        </w:r>
-      </w:hyperlink>
+      <w:r>
+        <w:rPr>
+          <w:lang w:val="fr_FR" w:bidi="fr_FR"/>
+        </w:rPr>
+        <w:t>31.1–9</w:t>
+      </w:r>
       <w:r>
         <w:rPr>
           <w:lang w:val="fr_FR" w:bidi="fr_FR"/>
@@ -1077,36 +891,24 @@
         </w:rPr>
         <w:t>des paraboles qui enseignent par analogie (</w:t>
       </w:r>
-      <w:hyperlink r:id="rId41">
-        <w:r>
-          <w:rPr>
-            <w:lang w:val="fr_FR" w:bidi="fr_FR"/>
-          </w:rPr>
-          <w:rPr>
-            <w:color w:val="0000EE"/>
-            <w:u w:val="single"/>
-          </w:rPr>
-          <w:t>5.1–8</w:t>
-        </w:r>
-      </w:hyperlink>
+      <w:r>
+        <w:rPr>
+          <w:lang w:val="fr_FR" w:bidi="fr_FR"/>
+        </w:rPr>
+        <w:t>5.1–8</w:t>
+      </w:r>
       <w:r>
         <w:rPr>
           <w:lang w:val="fr_FR" w:bidi="fr_FR"/>
         </w:rPr>
         <w:t xml:space="preserve"> ; </w:t>
       </w:r>
-      <w:hyperlink r:id="rId42">
-        <w:r>
-          <w:rPr>
-            <w:lang w:val="fr_FR" w:bidi="fr_FR"/>
-          </w:rPr>
-          <w:rPr>
-            <w:color w:val="0000EE"/>
-            <w:u w:val="single"/>
-          </w:rPr>
-          <w:t>27.2–6</w:t>
-        </w:r>
-      </w:hyperlink>
+      <w:r>
+        <w:rPr>
+          <w:lang w:val="fr_FR" w:bidi="fr_FR"/>
+        </w:rPr>
+        <w:t>27.2–6</w:t>
+      </w:r>
       <w:r>
         <w:rPr>
           <w:lang w:val="fr_FR" w:bidi="fr_FR"/>
@@ -1131,18 +933,12 @@
         </w:rPr>
         <w:t>des discours de procès pour prouver la culpabilité (</w:t>
       </w:r>
-      <w:hyperlink r:id="rId43">
-        <w:r>
-          <w:rPr>
-            <w:lang w:val="fr_FR" w:bidi="fr_FR"/>
-          </w:rPr>
-          <w:rPr>
-            <w:color w:val="0000EE"/>
-            <w:u w:val="single"/>
-          </w:rPr>
-          <w:t>41.21–29</w:t>
-        </w:r>
-      </w:hyperlink>
+      <w:r>
+        <w:rPr>
+          <w:lang w:val="fr_FR" w:bidi="fr_FR"/>
+        </w:rPr>
+        <w:t>41.21–29</w:t>
+      </w:r>
       <w:r>
         <w:rPr>
           <w:lang w:val="fr_FR" w:bidi="fr_FR"/>
@@ -1167,54 +963,36 @@
         </w:rPr>
         <w:t>des prophéties de salut porteuses d'espoir pour l'avenir (</w:t>
       </w:r>
-      <w:hyperlink r:id="rId44">
-        <w:r>
-          <w:rPr>
-            <w:lang w:val="fr_FR" w:bidi="fr_FR"/>
-          </w:rPr>
-          <w:rPr>
-            <w:color w:val="0000EE"/>
-            <w:u w:val="single"/>
-          </w:rPr>
-          <w:t>2.1–5</w:t>
-        </w:r>
-      </w:hyperlink>
+      <w:r>
+        <w:rPr>
+          <w:lang w:val="fr_FR" w:bidi="fr_FR"/>
+        </w:rPr>
+        <w:t>2.1–5</w:t>
+      </w:r>
       <w:r>
         <w:rPr>
           <w:lang w:val="fr_FR" w:bidi="fr_FR"/>
         </w:rPr>
         <w:t xml:space="preserve"> ; </w:t>
       </w:r>
-      <w:hyperlink r:id="rId45">
-        <w:r>
-          <w:rPr>
-            <w:lang w:val="fr_FR" w:bidi="fr_FR"/>
-          </w:rPr>
-          <w:rPr>
-            <w:color w:val="0000EE"/>
-            <w:u w:val="single"/>
-          </w:rPr>
-          <w:t>32.1–20</w:t>
-        </w:r>
-      </w:hyperlink>
+      <w:r>
+        <w:rPr>
+          <w:lang w:val="fr_FR" w:bidi="fr_FR"/>
+        </w:rPr>
+        <w:t>32.1–20</w:t>
+      </w:r>
       <w:r>
         <w:rPr>
           <w:lang w:val="fr_FR" w:bidi="fr_FR"/>
         </w:rPr>
         <w:t xml:space="preserve"> ; </w:t>
       </w:r>
-      <w:hyperlink r:id="rId46">
-        <w:r>
-          <w:rPr>
-            <w:lang w:val="fr_FR" w:bidi="fr_FR"/>
-          </w:rPr>
-          <w:rPr>
-            <w:color w:val="0000EE"/>
-            <w:u w:val="single"/>
-          </w:rPr>
-          <w:t>60.1–22</w:t>
-        </w:r>
-      </w:hyperlink>
+      <w:r>
+        <w:rPr>
+          <w:lang w:val="fr_FR" w:bidi="fr_FR"/>
+        </w:rPr>
+        <w:t>60.1–22</w:t>
+      </w:r>
       <w:r>
         <w:rPr>
           <w:lang w:val="fr_FR" w:bidi="fr_FR"/>
@@ -1239,36 +1017,24 @@
         </w:rPr>
         <w:t>des hymnes de louange à Dieu pour sa fidélité (</w:t>
       </w:r>
-      <w:hyperlink r:id="rId47">
-        <w:r>
-          <w:rPr>
-            <w:lang w:val="fr_FR" w:bidi="fr_FR"/>
-          </w:rPr>
-          <w:rPr>
-            <w:color w:val="0000EE"/>
-            <w:u w:val="single"/>
-          </w:rPr>
-          <w:t>12.1–6</w:t>
-        </w:r>
-      </w:hyperlink>
+      <w:r>
+        <w:rPr>
+          <w:lang w:val="fr_FR" w:bidi="fr_FR"/>
+        </w:rPr>
+        <w:t>12.1–6</w:t>
+      </w:r>
       <w:r>
         <w:rPr>
           <w:lang w:val="fr_FR" w:bidi="fr_FR"/>
         </w:rPr>
         <w:t xml:space="preserve"> ; </w:t>
       </w:r>
-      <w:hyperlink r:id="rId48">
-        <w:r>
-          <w:rPr>
-            <w:lang w:val="fr_FR" w:bidi="fr_FR"/>
-          </w:rPr>
-          <w:rPr>
-            <w:color w:val="0000EE"/>
-            <w:u w:val="single"/>
-          </w:rPr>
-          <w:t>26.1–6</w:t>
-        </w:r>
-      </w:hyperlink>
+      <w:r>
+        <w:rPr>
+          <w:lang w:val="fr_FR" w:bidi="fr_FR"/>
+        </w:rPr>
+        <w:t>26.1–6</w:t>
+      </w:r>
       <w:r>
         <w:rPr>
           <w:lang w:val="fr_FR" w:bidi="fr_FR"/>
@@ -1293,36 +1059,24 @@
         </w:rPr>
         <w:t>des prophéties contre les nations étrangères (</w:t>
       </w:r>
-      <w:hyperlink r:id="rId49">
-        <w:r>
-          <w:rPr>
-            <w:lang w:val="fr_FR" w:bidi="fr_FR"/>
-          </w:rPr>
-          <w:rPr>
-            <w:color w:val="0000EE"/>
-            <w:u w:val="single"/>
-          </w:rPr>
-          <w:t>15.1–16.14</w:t>
-        </w:r>
-      </w:hyperlink>
+      <w:r>
+        <w:rPr>
+          <w:lang w:val="fr_FR" w:bidi="fr_FR"/>
+        </w:rPr>
+        <w:t>15.1–16.14</w:t>
+      </w:r>
       <w:r>
         <w:rPr>
           <w:lang w:val="fr_FR" w:bidi="fr_FR"/>
         </w:rPr>
         <w:t xml:space="preserve"> ; </w:t>
       </w:r>
-      <w:hyperlink r:id="rId50">
-        <w:r>
-          <w:rPr>
-            <w:lang w:val="fr_FR" w:bidi="fr_FR"/>
-          </w:rPr>
-          <w:rPr>
-            <w:color w:val="0000EE"/>
-            <w:u w:val="single"/>
-          </w:rPr>
-          <w:t>23.1–18</w:t>
-        </w:r>
-      </w:hyperlink>
+      <w:r>
+        <w:rPr>
+          <w:lang w:val="fr_FR" w:bidi="fr_FR"/>
+        </w:rPr>
+        <w:t>23.1–18</w:t>
+      </w:r>
       <w:r>
         <w:rPr>
           <w:lang w:val="fr_FR" w:bidi="fr_FR"/>
@@ -1347,36 +1101,24 @@
         </w:rPr>
         <w:t>des prophéties d'un roi à venir, le Messie (</w:t>
       </w:r>
-      <w:hyperlink r:id="rId51">
-        <w:r>
-          <w:rPr>
-            <w:lang w:val="fr_FR" w:bidi="fr_FR"/>
-          </w:rPr>
-          <w:rPr>
-            <w:color w:val="0000EE"/>
-            <w:u w:val="single"/>
-          </w:rPr>
-          <w:t>9.1–7</w:t>
-        </w:r>
-      </w:hyperlink>
+      <w:r>
+        <w:rPr>
+          <w:lang w:val="fr_FR" w:bidi="fr_FR"/>
+        </w:rPr>
+        <w:t>9.1–7</w:t>
+      </w:r>
       <w:r>
         <w:rPr>
           <w:lang w:val="fr_FR" w:bidi="fr_FR"/>
         </w:rPr>
         <w:t xml:space="preserve"> ; </w:t>
       </w:r>
-      <w:hyperlink r:id="rId52">
-        <w:r>
-          <w:rPr>
-            <w:lang w:val="fr_FR" w:bidi="fr_FR"/>
-          </w:rPr>
-          <w:rPr>
-            <w:color w:val="0000EE"/>
-            <w:u w:val="single"/>
-          </w:rPr>
-          <w:t>11.1–9</w:t>
-        </w:r>
-      </w:hyperlink>
+      <w:r>
+        <w:rPr>
+          <w:lang w:val="fr_FR" w:bidi="fr_FR"/>
+        </w:rPr>
+        <w:t>11.1–9</w:t>
+      </w:r>
       <w:r>
         <w:rPr>
           <w:lang w:val="fr_FR" w:bidi="fr_FR"/>
@@ -1401,36 +1143,24 @@
         </w:rPr>
         <w:t>des chants concernant le serviteur, quelqu'un qui souffrirait pour les péchés des autres (</w:t>
       </w:r>
-      <w:hyperlink r:id="rId53">
-        <w:r>
-          <w:rPr>
-            <w:lang w:val="fr_FR" w:bidi="fr_FR"/>
-          </w:rPr>
-          <w:rPr>
-            <w:color w:val="0000EE"/>
-            <w:u w:val="single"/>
-          </w:rPr>
-          <w:t>42.1–9</w:t>
-        </w:r>
-      </w:hyperlink>
+      <w:r>
+        <w:rPr>
+          <w:lang w:val="fr_FR" w:bidi="fr_FR"/>
+        </w:rPr>
+        <w:t>42.1–9</w:t>
+      </w:r>
       <w:r>
         <w:rPr>
           <w:lang w:val="fr_FR" w:bidi="fr_FR"/>
         </w:rPr>
         <w:t xml:space="preserve"> ; </w:t>
       </w:r>
-      <w:hyperlink r:id="rId54">
-        <w:r>
-          <w:rPr>
-            <w:lang w:val="fr_FR" w:bidi="fr_FR"/>
-          </w:rPr>
-          <w:rPr>
-            <w:color w:val="0000EE"/>
-            <w:u w:val="single"/>
-          </w:rPr>
-          <w:t>52.13–53.12</w:t>
-        </w:r>
-      </w:hyperlink>
+      <w:r>
+        <w:rPr>
+          <w:lang w:val="fr_FR" w:bidi="fr_FR"/>
+        </w:rPr>
+        <w:t>52.13–53.12</w:t>
+      </w:r>
       <w:r>
         <w:rPr>
           <w:lang w:val="fr_FR" w:bidi="fr_FR"/>
@@ -1455,36 +1185,24 @@
         </w:rPr>
         <w:t>des récits d'événements contemporains (</w:t>
       </w:r>
-      <w:hyperlink r:id="rId55">
-        <w:r>
-          <w:rPr>
-            <w:lang w:val="fr_FR" w:bidi="fr_FR"/>
-          </w:rPr>
-          <w:rPr>
-            <w:color w:val="0000EE"/>
-            <w:u w:val="single"/>
-          </w:rPr>
-          <w:t>36.1–22</w:t>
-        </w:r>
-      </w:hyperlink>
+      <w:r>
+        <w:rPr>
+          <w:lang w:val="fr_FR" w:bidi="fr_FR"/>
+        </w:rPr>
+        <w:t>36.1–22</w:t>
+      </w:r>
       <w:r>
         <w:rPr>
           <w:lang w:val="fr_FR" w:bidi="fr_FR"/>
         </w:rPr>
         <w:t xml:space="preserve"> ; </w:t>
       </w:r>
-      <w:hyperlink r:id="rId25">
-        <w:r>
-          <w:rPr>
-            <w:lang w:val="fr_FR" w:bidi="fr_FR"/>
-          </w:rPr>
-          <w:rPr>
-            <w:color w:val="0000EE"/>
-            <w:u w:val="single"/>
-          </w:rPr>
-          <w:t>39.1–8</w:t>
-        </w:r>
-      </w:hyperlink>
+      <w:r>
+        <w:rPr>
+          <w:lang w:val="fr_FR" w:bidi="fr_FR"/>
+        </w:rPr>
+        <w:t>39.1–8</w:t>
+      </w:r>
       <w:r>
         <w:rPr>
           <w:lang w:val="fr_FR" w:bidi="fr_FR"/>
@@ -1542,18 +1260,12 @@
         </w:rPr>
         <w:t xml:space="preserve"> (« Dieu est avec nous », </w:t>
       </w:r>
-      <w:hyperlink r:id="rId56">
-        <w:r>
-          <w:rPr>
-            <w:lang w:val="fr_FR" w:bidi="fr_FR"/>
-          </w:rPr>
-          <w:rPr>
-            <w:color w:val="0000EE"/>
-            <w:u w:val="single"/>
-          </w:rPr>
-          <w:t>7.14</w:t>
-        </w:r>
-      </w:hyperlink>
+      <w:r>
+        <w:rPr>
+          <w:lang w:val="fr_FR" w:bidi="fr_FR"/>
+        </w:rPr>
+        <w:t>7.14</w:t>
+      </w:r>
       <w:r>
         <w:rPr>
           <w:lang w:val="fr_FR" w:bidi="fr_FR"/>
@@ -1586,18 +1298,12 @@
         </w:rPr>
         <w:t xml:space="preserve"> (dans la chair), Jésus-Christ, qui est vraiment l'Emmanuel (voir </w:t>
       </w:r>
-      <w:hyperlink r:id="rId57">
-        <w:r>
-          <w:rPr>
-            <w:lang w:val="fr_FR" w:bidi="fr_FR"/>
-          </w:rPr>
-          <w:rPr>
-            <w:color w:val="0000EE"/>
-            <w:u w:val="single"/>
-          </w:rPr>
-          <w:t>Mt 1.21–23</w:t>
-        </w:r>
-      </w:hyperlink>
+      <w:r>
+        <w:rPr>
+          <w:lang w:val="fr_FR" w:bidi="fr_FR"/>
+        </w:rPr>
+        <w:t>Mt 1.21–23</w:t>
+      </w:r>
       <w:r>
         <w:rPr>
           <w:lang w:val="fr_FR" w:bidi="fr_FR"/>
